--- a/doc/human/SB-00_Procurement_List_v1_1.docx
+++ b/doc/human/SB-00_Procurement_List_v1_1.docx
@@ -140,79 +140,7 @@
           <w:i w:val="0"/>
           <w:sz w:val="32"/>
         </w:rPr>
-        <w:t xml:space="preserve"> เอกสารนี้อ้างอิงสมมติฐานกลางใน SB-00</w:t>
-      </w:r>
-      <w:r>
-        <w:rPr>
-          <w:rFonts w:ascii="TH Sarabun New" w:hAnsi="TH Sarabun New" w:eastAsia="TH Sarabun New" w:cs="TH Sarabun New"/>
-          <w:b w:val="0"/>
-          <w:i/>
-          <w:sz w:val="32"/>
-        </w:rPr>
-        <w:t>Master</w:t>
-      </w:r>
-      <w:r>
-        <w:rPr>
-          <w:rFonts w:ascii="TH Sarabun New" w:hAnsi="TH Sarabun New" w:eastAsia="TH Sarabun New" w:cs="TH Sarabun New"/>
-          <w:b w:val="0"/>
-          <w:i w:val="0"/>
-          <w:sz w:val="32"/>
-        </w:rPr>
-        <w:t>Assumptions</w:t>
-      </w:r>
-      <w:r>
-        <w:rPr>
-          <w:rFonts w:ascii="TH Sarabun New" w:hAnsi="TH Sarabun New" w:eastAsia="TH Sarabun New" w:cs="TH Sarabun New"/>
-          <w:b w:val="0"/>
-          <w:i/>
-          <w:sz w:val="32"/>
-        </w:rPr>
-        <w:t>v1</w:t>
-      </w:r>
-      <w:r>
-        <w:rPr>
-          <w:rFonts w:ascii="TH Sarabun New" w:hAnsi="TH Sarabun New" w:eastAsia="TH Sarabun New" w:cs="TH Sarabun New"/>
-          <w:b w:val="0"/>
-          <w:i w:val="0"/>
-          <w:sz w:val="32"/>
-        </w:rPr>
-        <w:t>1.md (./SB-00</w:t>
-      </w:r>
-      <w:r>
-        <w:rPr>
-          <w:rFonts w:ascii="TH Sarabun New" w:hAnsi="TH Sarabun New" w:eastAsia="TH Sarabun New" w:cs="TH Sarabun New"/>
-          <w:b w:val="0"/>
-          <w:i/>
-          <w:sz w:val="32"/>
-        </w:rPr>
-        <w:t>Master</w:t>
-      </w:r>
-      <w:r>
-        <w:rPr>
-          <w:rFonts w:ascii="TH Sarabun New" w:hAnsi="TH Sarabun New" w:eastAsia="TH Sarabun New" w:cs="TH Sarabun New"/>
-          <w:b w:val="0"/>
-          <w:i w:val="0"/>
-          <w:sz w:val="32"/>
-        </w:rPr>
-        <w:t>Assumptions</w:t>
-      </w:r>
-      <w:r>
-        <w:rPr>
-          <w:rFonts w:ascii="TH Sarabun New" w:hAnsi="TH Sarabun New" w:eastAsia="TH Sarabun New" w:cs="TH Sarabun New"/>
-          <w:b w:val="0"/>
-          <w:i/>
-          <w:sz w:val="32"/>
-        </w:rPr>
-        <w:t>v1</w:t>
-      </w:r>
-      <w:r>
-        <w:rPr>
-          <w:rFonts w:ascii="TH Sarabun New" w:hAnsi="TH Sarabun New" w:eastAsia="TH Sarabun New" w:cs="TH Sarabun New"/>
-          <w:b w:val="0"/>
-          <w:i w:val="0"/>
-          <w:sz w:val="32"/>
-        </w:rPr>
-        <w:t xml:space="preserve">1.md) | </w:t>
+        <w:t xml:space="preserve"> เอกสารนี้อ้างอิงสมมติฐานกลางใน SB-00_Master_Assumptions_v1_1.md (./SB-00_Master_Assumptions_v1_1.md) | </w:t>
       </w:r>
       <w:r>
         <w:rPr>
@@ -7120,115 +7048,7 @@
           <w:i w:val="0"/>
           <w:sz w:val="32"/>
         </w:rPr>
-        <w:t xml:space="preserve"> third-party pricing/limits ใน section 1.8 และ section 3.3 ให้ยึด SB-00</w:t>
-      </w:r>
-      <w:r>
-        <w:rPr>
-          <w:rFonts w:ascii="TH Sarabun New" w:hAnsi="TH Sarabun New" w:eastAsia="TH Sarabun New" w:cs="TH Sarabun New"/>
-          <w:b w:val="0"/>
-          <w:i/>
-          <w:sz w:val="32"/>
-        </w:rPr>
-        <w:t>Third</w:t>
-      </w:r>
-      <w:r>
-        <w:rPr>
-          <w:rFonts w:ascii="TH Sarabun New" w:hAnsi="TH Sarabun New" w:eastAsia="TH Sarabun New" w:cs="TH Sarabun New"/>
-          <w:b w:val="0"/>
-          <w:i w:val="0"/>
-          <w:sz w:val="32"/>
-        </w:rPr>
-        <w:t>Party</w:t>
-      </w:r>
-      <w:r>
-        <w:rPr>
-          <w:rFonts w:ascii="TH Sarabun New" w:hAnsi="TH Sarabun New" w:eastAsia="TH Sarabun New" w:cs="TH Sarabun New"/>
-          <w:b w:val="0"/>
-          <w:i/>
-          <w:sz w:val="32"/>
-        </w:rPr>
-        <w:t>Pricing</w:t>
-      </w:r>
-      <w:r>
-        <w:rPr>
-          <w:rFonts w:ascii="TH Sarabun New" w:hAnsi="TH Sarabun New" w:eastAsia="TH Sarabun New" w:cs="TH Sarabun New"/>
-          <w:b w:val="0"/>
-          <w:i w:val="0"/>
-          <w:sz w:val="32"/>
-        </w:rPr>
-        <w:t>Baseline</w:t>
-      </w:r>
-      <w:r>
-        <w:rPr>
-          <w:rFonts w:ascii="TH Sarabun New" w:hAnsi="TH Sarabun New" w:eastAsia="TH Sarabun New" w:cs="TH Sarabun New"/>
-          <w:b w:val="0"/>
-          <w:i/>
-          <w:sz w:val="32"/>
-        </w:rPr>
-        <w:t>v1</w:t>
-      </w:r>
-      <w:r>
-        <w:rPr>
-          <w:rFonts w:ascii="TH Sarabun New" w:hAnsi="TH Sarabun New" w:eastAsia="TH Sarabun New" w:cs="TH Sarabun New"/>
-          <w:b w:val="0"/>
-          <w:i w:val="0"/>
-          <w:sz w:val="32"/>
-        </w:rPr>
-        <w:t>1.md (./SB-00</w:t>
-      </w:r>
-      <w:r>
-        <w:rPr>
-          <w:rFonts w:ascii="TH Sarabun New" w:hAnsi="TH Sarabun New" w:eastAsia="TH Sarabun New" w:cs="TH Sarabun New"/>
-          <w:b w:val="0"/>
-          <w:i/>
-          <w:sz w:val="32"/>
-        </w:rPr>
-        <w:t>Third</w:t>
-      </w:r>
-      <w:r>
-        <w:rPr>
-          <w:rFonts w:ascii="TH Sarabun New" w:hAnsi="TH Sarabun New" w:eastAsia="TH Sarabun New" w:cs="TH Sarabun New"/>
-          <w:b w:val="0"/>
-          <w:i w:val="0"/>
-          <w:sz w:val="32"/>
-        </w:rPr>
-        <w:t>Party</w:t>
-      </w:r>
-      <w:r>
-        <w:rPr>
-          <w:rFonts w:ascii="TH Sarabun New" w:hAnsi="TH Sarabun New" w:eastAsia="TH Sarabun New" w:cs="TH Sarabun New"/>
-          <w:b w:val="0"/>
-          <w:i/>
-          <w:sz w:val="32"/>
-        </w:rPr>
-        <w:t>Pricing</w:t>
-      </w:r>
-      <w:r>
-        <w:rPr>
-          <w:rFonts w:ascii="TH Sarabun New" w:hAnsi="TH Sarabun New" w:eastAsia="TH Sarabun New" w:cs="TH Sarabun New"/>
-          <w:b w:val="0"/>
-          <w:i w:val="0"/>
-          <w:sz w:val="32"/>
-        </w:rPr>
-        <w:t>Baseline</w:t>
-      </w:r>
-      <w:r>
-        <w:rPr>
-          <w:rFonts w:ascii="TH Sarabun New" w:hAnsi="TH Sarabun New" w:eastAsia="TH Sarabun New" w:cs="TH Sarabun New"/>
-          <w:b w:val="0"/>
-          <w:i/>
-          <w:sz w:val="32"/>
-        </w:rPr>
-        <w:t>v1</w:t>
-      </w:r>
-      <w:r>
-        <w:rPr>
-          <w:rFonts w:ascii="TH Sarabun New" w:hAnsi="TH Sarabun New" w:eastAsia="TH Sarabun New" w:cs="TH Sarabun New"/>
-          <w:b w:val="0"/>
-          <w:i w:val="0"/>
-          <w:sz w:val="32"/>
-        </w:rPr>
-        <w:t>1.md) เป็นตารางกลาง - current planning sync = 2026-04-02</w:t>
+        <w:t xml:space="preserve"> third-party pricing/limits ใน section 1.8 และ section 3.3 ให้ยึด SB-00_Third_Party_Pricing_Baseline_v1_1.md (./SB-00_Third_Party_Pricing_Baseline_v1_1.md) เป็นตารางกลาง - current planning sync = 2026-04-02</w:t>
       </w:r>
     </w:p>
     <w:p/>
@@ -16659,7 +16479,25 @@
           <w:i w:val="0"/>
           <w:sz w:val="32"/>
         </w:rPr>
-        <w:t xml:space="preserve"> เป้าหมาย: ผลิต batch แรก 10 ชิ้น สำหรับขายจริง + 3D print enclosure จากร้าน 2 ชิ้นสำหรับวางแสดง - launch โดยไม่รอ กสทช.</w:t>
+        <w:t xml:space="preserve"> เป้าหมาย: เตรียม </w:t>
+      </w:r>
+      <w:r>
+        <w:rPr>
+          <w:rFonts w:ascii="Consolas" w:hAnsi="Consolas" w:eastAsia="Consolas" w:cs="Consolas"/>
+          <w:b w:val="0"/>
+          <w:i w:val="0"/>
+          <w:sz w:val="20"/>
+        </w:rPr>
+        <w:t>pilot batch / launch readiness</w:t>
+      </w:r>
+      <w:r>
+        <w:rPr>
+          <w:rFonts w:ascii="TH Sarabun New" w:hAnsi="TH Sarabun New" w:eastAsia="TH Sarabun New" w:cs="TH Sarabun New"/>
+          <w:b w:val="0"/>
+          <w:i w:val="0"/>
+          <w:sz w:val="32"/>
+        </w:rPr>
+        <w:t xml:space="preserve"> ช่วงต้น Phase 3 และใช้กับ non-commercial evaluation ก่อน - commercial launch จริงทำหลังผ่าน approval ที่จำเป็น</w:t>
       </w:r>
     </w:p>
     <w:p/>
@@ -17327,7 +17165,7 @@
                 <w:i w:val="0"/>
                 <w:sz w:val="32"/>
               </w:rPr>
-              <w:t>ASA filament - สี Gray หรือ White - ความหนาผนัง 3mm - ขนาดตาม STL ที่เอออกแบบ - ขอใบเสนอราคาก่อน ราคาขึ้นกับขนาดจริง</w:t>
+              <w:t>ASA filament - สี Gray หรือ White - ความหนาผนัง 3mm - baseline ขนาด 150×100×60mm สำหรับ pilot - ขอใบเสนอราคาก่อน ราคาขึ้นกับขนาดจริง</w:t>
             </w:r>
           </w:p>
         </w:tc>
@@ -17485,7 +17323,25 @@
           <w:i w:val="0"/>
           <w:sz w:val="32"/>
         </w:rPr>
-        <w:t xml:space="preserve"> ราคา 3D print ขึ้นกับขนาดและน้ำหนักไฟล์จริง - อัพโหลด STL ที่ craftlabs3d.com เพื่อได้ราคาทันที ก่อนตัดสินใจสั่ง</w:t>
+        <w:t xml:space="preserve"> ราคา 3D print ขึ้นกับขนาดและน้ำหนักไฟล์จริง - baseline ปัจจุบันยึด enclosure </w:t>
+      </w:r>
+      <w:r>
+        <w:rPr>
+          <w:rFonts w:ascii="Consolas" w:hAnsi="Consolas" w:eastAsia="Consolas" w:cs="Consolas"/>
+          <w:b w:val="0"/>
+          <w:i w:val="0"/>
+          <w:sz w:val="20"/>
+        </w:rPr>
+        <w:t>150×100×60mm</w:t>
+      </w:r>
+      <w:r>
+        <w:rPr>
+          <w:rFonts w:ascii="TH Sarabun New" w:hAnsi="TH Sarabun New" w:eastAsia="TH Sarabun New" w:cs="TH Sarabun New"/>
+          <w:b w:val="0"/>
+          <w:i w:val="0"/>
+          <w:sz w:val="32"/>
+        </w:rPr>
+        <w:t xml:space="preserve"> สำหรับ pilot และค่อย optimize หลัง pilot หาก buoyancy/thermal/assembly data บังคับ</w:t>
       </w:r>
     </w:p>
     <w:p/>
@@ -17524,115 +17380,7 @@
           <w:i w:val="0"/>
           <w:sz w:val="32"/>
         </w:rPr>
-        <w:t xml:space="preserve"> ราคาหรือ quota ของ third-party services ด้านล่างให้ยึด SB-00</w:t>
-      </w:r>
-      <w:r>
-        <w:rPr>
-          <w:rFonts w:ascii="TH Sarabun New" w:hAnsi="TH Sarabun New" w:eastAsia="TH Sarabun New" w:cs="TH Sarabun New"/>
-          <w:b w:val="0"/>
-          <w:i/>
-          <w:sz w:val="32"/>
-        </w:rPr>
-        <w:t>Third</w:t>
-      </w:r>
-      <w:r>
-        <w:rPr>
-          <w:rFonts w:ascii="TH Sarabun New" w:hAnsi="TH Sarabun New" w:eastAsia="TH Sarabun New" w:cs="TH Sarabun New"/>
-          <w:b w:val="0"/>
-          <w:i w:val="0"/>
-          <w:sz w:val="32"/>
-        </w:rPr>
-        <w:t>Party</w:t>
-      </w:r>
-      <w:r>
-        <w:rPr>
-          <w:rFonts w:ascii="TH Sarabun New" w:hAnsi="TH Sarabun New" w:eastAsia="TH Sarabun New" w:cs="TH Sarabun New"/>
-          <w:b w:val="0"/>
-          <w:i/>
-          <w:sz w:val="32"/>
-        </w:rPr>
-        <w:t>Pricing</w:t>
-      </w:r>
-      <w:r>
-        <w:rPr>
-          <w:rFonts w:ascii="TH Sarabun New" w:hAnsi="TH Sarabun New" w:eastAsia="TH Sarabun New" w:cs="TH Sarabun New"/>
-          <w:b w:val="0"/>
-          <w:i w:val="0"/>
-          <w:sz w:val="32"/>
-        </w:rPr>
-        <w:t>Baseline</w:t>
-      </w:r>
-      <w:r>
-        <w:rPr>
-          <w:rFonts w:ascii="TH Sarabun New" w:hAnsi="TH Sarabun New" w:eastAsia="TH Sarabun New" w:cs="TH Sarabun New"/>
-          <w:b w:val="0"/>
-          <w:i/>
-          <w:sz w:val="32"/>
-        </w:rPr>
-        <w:t>v1</w:t>
-      </w:r>
-      <w:r>
-        <w:rPr>
-          <w:rFonts w:ascii="TH Sarabun New" w:hAnsi="TH Sarabun New" w:eastAsia="TH Sarabun New" w:cs="TH Sarabun New"/>
-          <w:b w:val="0"/>
-          <w:i w:val="0"/>
-          <w:sz w:val="32"/>
-        </w:rPr>
-        <w:t>1.md (./SB-00</w:t>
-      </w:r>
-      <w:r>
-        <w:rPr>
-          <w:rFonts w:ascii="TH Sarabun New" w:hAnsi="TH Sarabun New" w:eastAsia="TH Sarabun New" w:cs="TH Sarabun New"/>
-          <w:b w:val="0"/>
-          <w:i/>
-          <w:sz w:val="32"/>
-        </w:rPr>
-        <w:t>Third</w:t>
-      </w:r>
-      <w:r>
-        <w:rPr>
-          <w:rFonts w:ascii="TH Sarabun New" w:hAnsi="TH Sarabun New" w:eastAsia="TH Sarabun New" w:cs="TH Sarabun New"/>
-          <w:b w:val="0"/>
-          <w:i w:val="0"/>
-          <w:sz w:val="32"/>
-        </w:rPr>
-        <w:t>Party</w:t>
-      </w:r>
-      <w:r>
-        <w:rPr>
-          <w:rFonts w:ascii="TH Sarabun New" w:hAnsi="TH Sarabun New" w:eastAsia="TH Sarabun New" w:cs="TH Sarabun New"/>
-          <w:b w:val="0"/>
-          <w:i/>
-          <w:sz w:val="32"/>
-        </w:rPr>
-        <w:t>Pricing</w:t>
-      </w:r>
-      <w:r>
-        <w:rPr>
-          <w:rFonts w:ascii="TH Sarabun New" w:hAnsi="TH Sarabun New" w:eastAsia="TH Sarabun New" w:cs="TH Sarabun New"/>
-          <w:b w:val="0"/>
-          <w:i w:val="0"/>
-          <w:sz w:val="32"/>
-        </w:rPr>
-        <w:t>Baseline</w:t>
-      </w:r>
-      <w:r>
-        <w:rPr>
-          <w:rFonts w:ascii="TH Sarabun New" w:hAnsi="TH Sarabun New" w:eastAsia="TH Sarabun New" w:cs="TH Sarabun New"/>
-          <w:b w:val="0"/>
-          <w:i/>
-          <w:sz w:val="32"/>
-        </w:rPr>
-        <w:t>v1</w:t>
-      </w:r>
-      <w:r>
-        <w:rPr>
-          <w:rFonts w:ascii="TH Sarabun New" w:hAnsi="TH Sarabun New" w:eastAsia="TH Sarabun New" w:cs="TH Sarabun New"/>
-          <w:b w:val="0"/>
-          <w:i w:val="0"/>
-          <w:sz w:val="32"/>
-        </w:rPr>
-        <w:t>1.md) เป็นตารางกลาง</w:t>
+        <w:t xml:space="preserve"> ราคาหรือ quota ของ third-party services ด้านล่างให้ยึด SB-00_Third_Party_Pricing_Baseline_v1_1.md (./SB-00_Third_Party_Pricing_Baseline_v1_1.md) เป็นตารางกลาง</w:t>
       </w:r>
     </w:p>
     <w:p/>

--- a/doc/human/SB-00_Procurement_List_v1_1.docx
+++ b/doc/human/SB-00_Procurement_List_v1_1.docx
@@ -67,7 +67,7 @@
           <w:i w:val="0"/>
           <w:sz w:val="28"/>
         </w:rPr>
-        <w:t>Generated on: 2026-04-02</w:t>
+        <w:t>Generated on: 2026-04-03</w:t>
       </w:r>
     </w:p>
     <w:p>
@@ -4255,7 +4255,7 @@
                 <w:i w:val="0"/>
                 <w:sz w:val="32"/>
               </w:rPr>
-              <w:t>2</w:t>
+              <w:t>2 (Standard baseline) / 8-10 (Long-Life dev)</w:t>
             </w:r>
           </w:p>
         </w:tc>
@@ -4287,7 +4287,7 @@
                 <w:i w:val="0"/>
                 <w:sz w:val="32"/>
               </w:rPr>
-              <w:t>250</w:t>
+              <w:t>250 (Standard) / 1,200-1,500 (Long-Life cells)</w:t>
             </w:r>
           </w:p>
         </w:tc>
@@ -4321,7 +4321,7 @@
                 <w:i w:val="0"/>
                 <w:sz w:val="32"/>
               </w:rPr>
-              <w:t>18650 Battery Holder 2S Parallel</w:t>
+              <w:t>18650 Battery Holder / Battery Pack Hardware</w:t>
             </w:r>
           </w:p>
         </w:tc>
@@ -4337,7 +4337,7 @@
                 <w:i w:val="0"/>
                 <w:sz w:val="32"/>
               </w:rPr>
-              <w:t>Battery holder แบบ parallel (ขนาน) 2 ก้อน - output เป็น 3.7V nominal - มีสาย JST หรือ bare wire, ขนาด fit 18650 ได้พอดี</w:t>
+              <w:t>Standard: battery holder แบบ parallel 2 ก้อน - output เป็น 3.7V nominal; Long-Life: ออกแบบเป็น battery module / welded pack / service tray ตาม enclosure variant</w:t>
             </w:r>
           </w:p>
         </w:tc>
@@ -4353,7 +4353,7 @@
                 <w:i w:val="0"/>
                 <w:sz w:val="32"/>
               </w:rPr>
-              <w:t>1</w:t>
+              <w:t>1 ชุด</w:t>
             </w:r>
           </w:p>
         </w:tc>
@@ -4369,7 +4369,7 @@
                 <w:i w:val="0"/>
                 <w:sz w:val="32"/>
               </w:rPr>
-              <w:t>50-80</w:t>
+              <w:t>50-80 (Standard) / TBD (Long-Life)</w:t>
             </w:r>
           </w:p>
         </w:tc>
@@ -4385,7 +4385,7 @@
                 <w:i w:val="0"/>
                 <w:sz w:val="32"/>
               </w:rPr>
-              <w:t>60</w:t>
+              <w:t>60+</w:t>
             </w:r>
           </w:p>
         </w:tc>
@@ -4401,7 +4401,7 @@
                 <w:i w:val="0"/>
                 <w:sz w:val="32"/>
               </w:rPr>
-              <w:t>Shopee / AliExpress</w:t>
+              <w:t>Shopee / AliExpress / custom assembly</w:t>
             </w:r>
           </w:p>
         </w:tc>
@@ -9831,7 +9831,7 @@
                 <w:i w:val="0"/>
                 <w:sz w:val="32"/>
               </w:rPr>
-              <w:t>18650 Li-ion Battery</w:t>
+              <w:t>18650 Li-ion Battery (Standard baseline)</w:t>
             </w:r>
           </w:p>
         </w:tc>
@@ -9897,7 +9897,7 @@
                 <w:i w:val="0"/>
                 <w:sz w:val="32"/>
               </w:rPr>
-              <w:t>18650 Battery Holder 2S Parallel</w:t>
+              <w:t>18650 Battery Holder / Pack Hardware</w:t>
             </w:r>
           </w:p>
         </w:tc>
@@ -9929,7 +9929,7 @@
                 <w:i w:val="0"/>
                 <w:sz w:val="32"/>
               </w:rPr>
-              <w:t>60</w:t>
+              <w:t>60+</w:t>
             </w:r>
           </w:p>
         </w:tc>

--- a/doc/human/SB-00_Procurement_List_v1_1.docx
+++ b/doc/human/SB-00_Procurement_List_v1_1.docx
@@ -4607,6 +4607,530 @@
     <w:p/>
     <w:p>
       <w:pPr>
+        <w:pStyle w:val="Heading3"/>
+      </w:pPr>
+      <w:r>
+        <w:rPr>
+          <w:rFonts w:ascii="TH Sarabun New" w:hAnsi="TH Sarabun New" w:eastAsia="TH Sarabun New" w:cs="TH Sarabun New"/>
+          <w:b/>
+          <w:i w:val="0"/>
+          <w:sz w:val="32"/>
+        </w:rPr>
+        <w:t>Long-Life Battery Module Add-ons</w:t>
+      </w:r>
+    </w:p>
+    <w:p/>
+    <w:tbl>
+      <w:tblPr>
+        <w:tblStyle w:val="TableGrid"/>
+        <w:tblW w:type="auto" w:w="0"/>
+        <w:tblLayout w:type="autofit"/>
+        <w:tblLook w:firstColumn="1" w:firstRow="1" w:lastColumn="0" w:lastRow="0" w:noHBand="0" w:noVBand="1" w:val="04A0"/>
+      </w:tblPr>
+      <w:tblGrid>
+        <w:gridCol w:w="1805"/>
+        <w:gridCol w:w="1805"/>
+        <w:gridCol w:w="1805"/>
+        <w:gridCol w:w="1805"/>
+        <w:gridCol w:w="1805"/>
+      </w:tblGrid>
+      <w:tr>
+        <w:tc>
+          <w:tcPr>
+            <w:tcW w:type="dxa" w:w="1805"/>
+          </w:tcPr>
+          <w:p>
+            <w:r>
+              <w:rPr>
+                <w:rFonts w:ascii="TH Sarabun New" w:hAnsi="TH Sarabun New" w:eastAsia="TH Sarabun New" w:cs="TH Sarabun New"/>
+                <w:b/>
+                <w:i w:val="0"/>
+                <w:sz w:val="32"/>
+              </w:rPr>
+              <w:t>รายการ</w:t>
+            </w:r>
+          </w:p>
+        </w:tc>
+        <w:tc>
+          <w:tcPr>
+            <w:tcW w:type="dxa" w:w="1805"/>
+          </w:tcPr>
+          <w:p>
+            <w:r>
+              <w:rPr>
+                <w:rFonts w:ascii="TH Sarabun New" w:hAnsi="TH Sarabun New" w:eastAsia="TH Sarabun New" w:cs="TH Sarabun New"/>
+                <w:b/>
+                <w:i w:val="0"/>
+                <w:sz w:val="32"/>
+              </w:rPr>
+              <w:t>สเปค / หมายเหตุ</w:t>
+            </w:r>
+          </w:p>
+        </w:tc>
+        <w:tc>
+          <w:tcPr>
+            <w:tcW w:type="dxa" w:w="1805"/>
+          </w:tcPr>
+          <w:p>
+            <w:r>
+              <w:rPr>
+                <w:rFonts w:ascii="TH Sarabun New" w:hAnsi="TH Sarabun New" w:eastAsia="TH Sarabun New" w:cs="TH Sarabun New"/>
+                <w:b/>
+                <w:i w:val="0"/>
+                <w:sz w:val="32"/>
+              </w:rPr>
+              <w:t>จำนวน</w:t>
+            </w:r>
+          </w:p>
+        </w:tc>
+        <w:tc>
+          <w:tcPr>
+            <w:tcW w:type="dxa" w:w="1805"/>
+          </w:tcPr>
+          <w:p>
+            <w:r>
+              <w:rPr>
+                <w:rFonts w:ascii="TH Sarabun New" w:hAnsi="TH Sarabun New" w:eastAsia="TH Sarabun New" w:cs="TH Sarabun New"/>
+                <w:b/>
+                <w:i w:val="0"/>
+                <w:sz w:val="32"/>
+              </w:rPr>
+              <w:t>ราคาโดยประมาณ</w:t>
+            </w:r>
+          </w:p>
+        </w:tc>
+        <w:tc>
+          <w:tcPr>
+            <w:tcW w:type="dxa" w:w="1805"/>
+          </w:tcPr>
+          <w:p>
+            <w:r>
+              <w:rPr>
+                <w:rFonts w:ascii="TH Sarabun New" w:hAnsi="TH Sarabun New" w:eastAsia="TH Sarabun New" w:cs="TH Sarabun New"/>
+                <w:b/>
+                <w:i w:val="0"/>
+                <w:sz w:val="32"/>
+              </w:rPr>
+              <w:t>แหล่งซื้อ</w:t>
+            </w:r>
+          </w:p>
+        </w:tc>
+      </w:tr>
+      <w:tr>
+        <w:tc>
+          <w:tcPr>
+            <w:tcW w:type="dxa" w:w="1805"/>
+          </w:tcPr>
+          <w:p>
+            <w:r>
+              <w:rPr>
+                <w:rFonts w:ascii="TH Sarabun New" w:hAnsi="TH Sarabun New" w:eastAsia="TH Sarabun New" w:cs="TH Sarabun New"/>
+                <w:b w:val="0"/>
+                <w:i w:val="0"/>
+                <w:sz w:val="32"/>
+              </w:rPr>
+              <w:t>Additional 18650 cells</w:t>
+            </w:r>
+          </w:p>
+        </w:tc>
+        <w:tc>
+          <w:tcPr>
+            <w:tcW w:type="dxa" w:w="1805"/>
+          </w:tcPr>
+          <w:p>
+            <w:r>
+              <w:rPr>
+                <w:rFonts w:ascii="TH Sarabun New" w:hAnsi="TH Sarabun New" w:eastAsia="TH Sarabun New" w:cs="TH Sarabun New"/>
+                <w:b w:val="0"/>
+                <w:i w:val="0"/>
+                <w:sz w:val="32"/>
+              </w:rPr>
+              <w:t>เพิ่มจาก Standard ให้ครบ 8-10 ก้อนรวมทั้ง pack</w:t>
+            </w:r>
+          </w:p>
+        </w:tc>
+        <w:tc>
+          <w:tcPr>
+            <w:tcW w:type="dxa" w:w="1805"/>
+          </w:tcPr>
+          <w:p>
+            <w:r>
+              <w:rPr>
+                <w:rFonts w:ascii="TH Sarabun New" w:hAnsi="TH Sarabun New" w:eastAsia="TH Sarabun New" w:cs="TH Sarabun New"/>
+                <w:b w:val="0"/>
+                <w:i w:val="0"/>
+                <w:sz w:val="32"/>
+              </w:rPr>
+              <w:t>6-8</w:t>
+            </w:r>
+          </w:p>
+        </w:tc>
+        <w:tc>
+          <w:tcPr>
+            <w:tcW w:type="dxa" w:w="1805"/>
+          </w:tcPr>
+          <w:p>
+            <w:r>
+              <w:rPr>
+                <w:rFonts w:ascii="TH Sarabun New" w:hAnsi="TH Sarabun New" w:eastAsia="TH Sarabun New" w:cs="TH Sarabun New"/>
+                <w:b w:val="0"/>
+                <w:i w:val="0"/>
+                <w:sz w:val="32"/>
+              </w:rPr>
+              <w:t>~900-1,250 THB</w:t>
+            </w:r>
+          </w:p>
+        </w:tc>
+        <w:tc>
+          <w:tcPr>
+            <w:tcW w:type="dxa" w:w="1805"/>
+          </w:tcPr>
+          <w:p>
+            <w:r>
+              <w:rPr>
+                <w:rFonts w:ascii="TH Sarabun New" w:hAnsi="TH Sarabun New" w:eastAsia="TH Sarabun New" w:cs="TH Sarabun New"/>
+                <w:b w:val="0"/>
+                <w:i w:val="0"/>
+                <w:sz w:val="32"/>
+              </w:rPr>
+              <w:t>Shopee Official / Verified</w:t>
+            </w:r>
+          </w:p>
+        </w:tc>
+      </w:tr>
+      <w:tr>
+        <w:tc>
+          <w:tcPr>
+            <w:tcW w:type="dxa" w:w="1805"/>
+          </w:tcPr>
+          <w:p>
+            <w:r>
+              <w:rPr>
+                <w:rFonts w:ascii="TH Sarabun New" w:hAnsi="TH Sarabun New" w:eastAsia="TH Sarabun New" w:cs="TH Sarabun New"/>
+                <w:b w:val="0"/>
+                <w:i w:val="0"/>
+                <w:sz w:val="32"/>
+              </w:rPr>
+              <w:t>Battery fuse / resettable fuse</w:t>
+            </w:r>
+          </w:p>
+        </w:tc>
+        <w:tc>
+          <w:tcPr>
+            <w:tcW w:type="dxa" w:w="1805"/>
+          </w:tcPr>
+          <w:p>
+            <w:r>
+              <w:rPr>
+                <w:rFonts w:ascii="TH Sarabun New" w:hAnsi="TH Sarabun New" w:eastAsia="TH Sarabun New" w:cs="TH Sarabun New"/>
+                <w:b w:val="0"/>
+                <w:i w:val="0"/>
+                <w:sz w:val="32"/>
+              </w:rPr>
+              <w:t>ป้องกัน short/current surge ใน battery module</w:t>
+            </w:r>
+          </w:p>
+        </w:tc>
+        <w:tc>
+          <w:tcPr>
+            <w:tcW w:type="dxa" w:w="1805"/>
+          </w:tcPr>
+          <w:p>
+            <w:r>
+              <w:rPr>
+                <w:rFonts w:ascii="TH Sarabun New" w:hAnsi="TH Sarabun New" w:eastAsia="TH Sarabun New" w:cs="TH Sarabun New"/>
+                <w:b w:val="0"/>
+                <w:i w:val="0"/>
+                <w:sz w:val="32"/>
+              </w:rPr>
+              <w:t>1 ชุด</w:t>
+            </w:r>
+          </w:p>
+        </w:tc>
+        <w:tc>
+          <w:tcPr>
+            <w:tcW w:type="dxa" w:w="1805"/>
+          </w:tcPr>
+          <w:p>
+            <w:r>
+              <w:rPr>
+                <w:rFonts w:ascii="TH Sarabun New" w:hAnsi="TH Sarabun New" w:eastAsia="TH Sarabun New" w:cs="TH Sarabun New"/>
+                <w:b w:val="0"/>
+                <w:i w:val="0"/>
+                <w:sz w:val="32"/>
+              </w:rPr>
+              <w:t>~20-80 THB</w:t>
+            </w:r>
+          </w:p>
+        </w:tc>
+        <w:tc>
+          <w:tcPr>
+            <w:tcW w:type="dxa" w:w="1805"/>
+          </w:tcPr>
+          <w:p>
+            <w:r>
+              <w:rPr>
+                <w:rFonts w:ascii="TH Sarabun New" w:hAnsi="TH Sarabun New" w:eastAsia="TH Sarabun New" w:cs="TH Sarabun New"/>
+                <w:b w:val="0"/>
+                <w:i w:val="0"/>
+                <w:sz w:val="32"/>
+              </w:rPr>
+              <w:t>LCSC / Shopee</w:t>
+            </w:r>
+          </w:p>
+        </w:tc>
+      </w:tr>
+      <w:tr>
+        <w:tc>
+          <w:tcPr>
+            <w:tcW w:type="dxa" w:w="1805"/>
+          </w:tcPr>
+          <w:p>
+            <w:r>
+              <w:rPr>
+                <w:rFonts w:ascii="TH Sarabun New" w:hAnsi="TH Sarabun New" w:eastAsia="TH Sarabun New" w:cs="TH Sarabun New"/>
+                <w:b w:val="0"/>
+                <w:i w:val="0"/>
+                <w:sz w:val="32"/>
+              </w:rPr>
+              <w:t>Battery connector with lock</w:t>
+            </w:r>
+          </w:p>
+        </w:tc>
+        <w:tc>
+          <w:tcPr>
+            <w:tcW w:type="dxa" w:w="1805"/>
+          </w:tcPr>
+          <w:p>
+            <w:r>
+              <w:rPr>
+                <w:rFonts w:ascii="TH Sarabun New" w:hAnsi="TH Sarabun New" w:eastAsia="TH Sarabun New" w:cs="TH Sarabun New"/>
+                <w:b w:val="0"/>
+                <w:i w:val="0"/>
+                <w:sz w:val="32"/>
+              </w:rPr>
+              <w:t>connector มาตรฐานเดียว ใช้ร่วม Standard/Long-Life และกันเสียบกลับขั้ว</w:t>
+            </w:r>
+          </w:p>
+        </w:tc>
+        <w:tc>
+          <w:tcPr>
+            <w:tcW w:type="dxa" w:w="1805"/>
+          </w:tcPr>
+          <w:p>
+            <w:r>
+              <w:rPr>
+                <w:rFonts w:ascii="TH Sarabun New" w:hAnsi="TH Sarabun New" w:eastAsia="TH Sarabun New" w:cs="TH Sarabun New"/>
+                <w:b w:val="0"/>
+                <w:i w:val="0"/>
+                <w:sz w:val="32"/>
+              </w:rPr>
+              <w:t>1 ชุด</w:t>
+            </w:r>
+          </w:p>
+        </w:tc>
+        <w:tc>
+          <w:tcPr>
+            <w:tcW w:type="dxa" w:w="1805"/>
+          </w:tcPr>
+          <w:p>
+            <w:r>
+              <w:rPr>
+                <w:rFonts w:ascii="TH Sarabun New" w:hAnsi="TH Sarabun New" w:eastAsia="TH Sarabun New" w:cs="TH Sarabun New"/>
+                <w:b w:val="0"/>
+                <w:i w:val="0"/>
+                <w:sz w:val="32"/>
+              </w:rPr>
+              <w:t>~20-100 THB</w:t>
+            </w:r>
+          </w:p>
+        </w:tc>
+        <w:tc>
+          <w:tcPr>
+            <w:tcW w:type="dxa" w:w="1805"/>
+          </w:tcPr>
+          <w:p>
+            <w:r>
+              <w:rPr>
+                <w:rFonts w:ascii="TH Sarabun New" w:hAnsi="TH Sarabun New" w:eastAsia="TH Sarabun New" w:cs="TH Sarabun New"/>
+                <w:b w:val="0"/>
+                <w:i w:val="0"/>
+                <w:sz w:val="32"/>
+              </w:rPr>
+              <w:t>LCSC / Shopee</w:t>
+            </w:r>
+          </w:p>
+        </w:tc>
+      </w:tr>
+      <w:tr>
+        <w:tc>
+          <w:tcPr>
+            <w:tcW w:type="dxa" w:w="1805"/>
+          </w:tcPr>
+          <w:p>
+            <w:r>
+              <w:rPr>
+                <w:rFonts w:ascii="TH Sarabun New" w:hAnsi="TH Sarabun New" w:eastAsia="TH Sarabun New" w:cs="TH Sarabun New"/>
+                <w:b w:val="0"/>
+                <w:i w:val="0"/>
+                <w:sz w:val="32"/>
+              </w:rPr>
+              <w:t>Battery tray / service frame</w:t>
+            </w:r>
+          </w:p>
+        </w:tc>
+        <w:tc>
+          <w:tcPr>
+            <w:tcW w:type="dxa" w:w="1805"/>
+          </w:tcPr>
+          <w:p>
+            <w:r>
+              <w:rPr>
+                <w:rFonts w:ascii="TH Sarabun New" w:hAnsi="TH Sarabun New" w:eastAsia="TH Sarabun New" w:cs="TH Sarabun New"/>
+                <w:b w:val="0"/>
+                <w:i w:val="0"/>
+                <w:sz w:val="32"/>
+              </w:rPr>
+              <w:t>ใช้ยึด Long-Life pack ให้ถอดเปลี่ยนโดยช่างได้</w:t>
+            </w:r>
+          </w:p>
+        </w:tc>
+        <w:tc>
+          <w:tcPr>
+            <w:tcW w:type="dxa" w:w="1805"/>
+          </w:tcPr>
+          <w:p>
+            <w:r>
+              <w:rPr>
+                <w:rFonts w:ascii="TH Sarabun New" w:hAnsi="TH Sarabun New" w:eastAsia="TH Sarabun New" w:cs="TH Sarabun New"/>
+                <w:b w:val="0"/>
+                <w:i w:val="0"/>
+                <w:sz w:val="32"/>
+              </w:rPr>
+              <w:t>1 ชุด</w:t>
+            </w:r>
+          </w:p>
+        </w:tc>
+        <w:tc>
+          <w:tcPr>
+            <w:tcW w:type="dxa" w:w="1805"/>
+          </w:tcPr>
+          <w:p>
+            <w:r>
+              <w:rPr>
+                <w:rFonts w:ascii="TH Sarabun New" w:hAnsi="TH Sarabun New" w:eastAsia="TH Sarabun New" w:cs="TH Sarabun New"/>
+                <w:b w:val="0"/>
+                <w:i w:val="0"/>
+                <w:sz w:val="32"/>
+              </w:rPr>
+              <w:t>TBD</w:t>
+            </w:r>
+          </w:p>
+        </w:tc>
+        <w:tc>
+          <w:tcPr>
+            <w:tcW w:type="dxa" w:w="1805"/>
+          </w:tcPr>
+          <w:p>
+            <w:r>
+              <w:rPr>
+                <w:rFonts w:ascii="TH Sarabun New" w:hAnsi="TH Sarabun New" w:eastAsia="TH Sarabun New" w:cs="TH Sarabun New"/>
+                <w:b w:val="0"/>
+                <w:i w:val="0"/>
+                <w:sz w:val="32"/>
+              </w:rPr>
+              <w:t>custom print / fabrication</w:t>
+            </w:r>
+          </w:p>
+        </w:tc>
+      </w:tr>
+      <w:tr>
+        <w:tc>
+          <w:tcPr>
+            <w:tcW w:type="dxa" w:w="1805"/>
+          </w:tcPr>
+          <w:p>
+            <w:r>
+              <w:rPr>
+                <w:rFonts w:ascii="TH Sarabun New" w:hAnsi="TH Sarabun New" w:eastAsia="TH Sarabun New" w:cs="TH Sarabun New"/>
+                <w:b w:val="0"/>
+                <w:i w:val="0"/>
+                <w:sz w:val="32"/>
+              </w:rPr>
+              <w:t>Long-Life enclosure extension</w:t>
+            </w:r>
+          </w:p>
+        </w:tc>
+        <w:tc>
+          <w:tcPr>
+            <w:tcW w:type="dxa" w:w="1805"/>
+          </w:tcPr>
+          <w:p>
+            <w:r>
+              <w:rPr>
+                <w:rFonts w:ascii="TH Sarabun New" w:hAnsi="TH Sarabun New" w:eastAsia="TH Sarabun New" w:cs="TH Sarabun New"/>
+                <w:b w:val="0"/>
+                <w:i w:val="0"/>
+                <w:sz w:val="32"/>
+              </w:rPr>
+              <w:t>housing section หรือ battery bay ที่เพิ่มความลึก</w:t>
+            </w:r>
+          </w:p>
+        </w:tc>
+        <w:tc>
+          <w:tcPr>
+            <w:tcW w:type="dxa" w:w="1805"/>
+          </w:tcPr>
+          <w:p>
+            <w:r>
+              <w:rPr>
+                <w:rFonts w:ascii="TH Sarabun New" w:hAnsi="TH Sarabun New" w:eastAsia="TH Sarabun New" w:cs="TH Sarabun New"/>
+                <w:b w:val="0"/>
+                <w:i w:val="0"/>
+                <w:sz w:val="32"/>
+              </w:rPr>
+              <w:t>1 ชุด</w:t>
+            </w:r>
+          </w:p>
+        </w:tc>
+        <w:tc>
+          <w:tcPr>
+            <w:tcW w:type="dxa" w:w="1805"/>
+          </w:tcPr>
+          <w:p>
+            <w:r>
+              <w:rPr>
+                <w:rFonts w:ascii="TH Sarabun New" w:hAnsi="TH Sarabun New" w:eastAsia="TH Sarabun New" w:cs="TH Sarabun New"/>
+                <w:b w:val="0"/>
+                <w:i w:val="0"/>
+                <w:sz w:val="32"/>
+              </w:rPr>
+              <w:t>TBD</w:t>
+            </w:r>
+          </w:p>
+        </w:tc>
+        <w:tc>
+          <w:tcPr>
+            <w:tcW w:type="dxa" w:w="1805"/>
+          </w:tcPr>
+          <w:p>
+            <w:r>
+              <w:rPr>
+                <w:rFonts w:ascii="TH Sarabun New" w:hAnsi="TH Sarabun New" w:eastAsia="TH Sarabun New" w:cs="TH Sarabun New"/>
+                <w:b w:val="0"/>
+                <w:i w:val="0"/>
+                <w:sz w:val="32"/>
+              </w:rPr>
+              <w:t>custom print / fabrication</w:t>
+            </w:r>
+          </w:p>
+        </w:tc>
+      </w:tr>
+    </w:tbl>
+    <w:p/>
+    <w:p/>
+    <w:p>
+      <w:pPr>
         <w:pStyle w:val="Heading2"/>
       </w:pPr>
       <w:r>
@@ -16953,6 +17477,88 @@
                 <w:i w:val="0"/>
                 <w:sz w:val="32"/>
               </w:rPr>
+              <w:t>18650 Samsung 35E (Long-Life)</w:t>
+            </w:r>
+          </w:p>
+        </w:tc>
+        <w:tc>
+          <w:tcPr>
+            <w:tcW w:type="dxa" w:w="1805"/>
+          </w:tcPr>
+          <w:p>
+            <w:r>
+              <w:rPr>
+                <w:rFonts w:ascii="TH Sarabun New" w:hAnsi="TH Sarabun New" w:eastAsia="TH Sarabun New" w:cs="TH Sarabun New"/>
+                <w:b w:val="0"/>
+                <w:i w:val="0"/>
+                <w:sz w:val="32"/>
+              </w:rPr>
+              <w:t>เพิ่มให้ครบ 8-10 ก้อนต่อ unit เมื่อทำรุ่น Long-Life</w:t>
+            </w:r>
+          </w:p>
+        </w:tc>
+        <w:tc>
+          <w:tcPr>
+            <w:tcW w:type="dxa" w:w="1805"/>
+          </w:tcPr>
+          <w:p>
+            <w:r>
+              <w:rPr>
+                <w:rFonts w:ascii="TH Sarabun New" w:hAnsi="TH Sarabun New" w:eastAsia="TH Sarabun New" w:cs="TH Sarabun New"/>
+                <w:b w:val="0"/>
+                <w:i w:val="0"/>
+                <w:sz w:val="32"/>
+              </w:rPr>
+              <w:t>8-10</w:t>
+            </w:r>
+          </w:p>
+        </w:tc>
+        <w:tc>
+          <w:tcPr>
+            <w:tcW w:type="dxa" w:w="1805"/>
+          </w:tcPr>
+          <w:p>
+            <w:r>
+              <w:rPr>
+                <w:rFonts w:ascii="TH Sarabun New" w:hAnsi="TH Sarabun New" w:eastAsia="TH Sarabun New" w:cs="TH Sarabun New"/>
+                <w:b w:val="0"/>
+                <w:i w:val="0"/>
+                <w:sz w:val="32"/>
+              </w:rPr>
+              <w:t>~120/ก้อน</w:t>
+            </w:r>
+          </w:p>
+        </w:tc>
+        <w:tc>
+          <w:tcPr>
+            <w:tcW w:type="dxa" w:w="1805"/>
+          </w:tcPr>
+          <w:p>
+            <w:r>
+              <w:rPr>
+                <w:rFonts w:ascii="TH Sarabun New" w:hAnsi="TH Sarabun New" w:eastAsia="TH Sarabun New" w:cs="TH Sarabun New"/>
+                <w:b w:val="0"/>
+                <w:i w:val="0"/>
+                <w:sz w:val="32"/>
+              </w:rPr>
+              <w:t>Shopee Official</w:t>
+            </w:r>
+          </w:p>
+        </w:tc>
+      </w:tr>
+      <w:tr>
+        <w:tc>
+          <w:tcPr>
+            <w:tcW w:type="dxa" w:w="1805"/>
+          </w:tcPr>
+          <w:p>
+            <w:r>
+              <w:rPr>
+                <w:rFonts w:ascii="TH Sarabun New" w:hAnsi="TH Sarabun New" w:eastAsia="TH Sarabun New" w:cs="TH Sarabun New"/>
+                <w:b w:val="0"/>
+                <w:i w:val="0"/>
+                <w:sz w:val="32"/>
+              </w:rPr>
               <w:t>GPS L76K (production)</w:t>
             </w:r>
           </w:p>
@@ -17296,6 +17902,88 @@
                 <w:sz w:val="32"/>
               </w:rPr>
               <w:t>ร้านเดียวกัน</w:t>
+            </w:r>
+          </w:p>
+        </w:tc>
+      </w:tr>
+      <w:tr>
+        <w:tc>
+          <w:tcPr>
+            <w:tcW w:type="dxa" w:w="1805"/>
+          </w:tcPr>
+          <w:p>
+            <w:r>
+              <w:rPr>
+                <w:rFonts w:ascii="TH Sarabun New" w:hAnsi="TH Sarabun New" w:eastAsia="TH Sarabun New" w:cs="TH Sarabun New"/>
+                <w:b w:val="0"/>
+                <w:i w:val="0"/>
+                <w:sz w:val="32"/>
+              </w:rPr>
+              <w:t>Long-Life battery bay / enclosure extension</w:t>
+            </w:r>
+          </w:p>
+        </w:tc>
+        <w:tc>
+          <w:tcPr>
+            <w:tcW w:type="dxa" w:w="1805"/>
+          </w:tcPr>
+          <w:p>
+            <w:r>
+              <w:rPr>
+                <w:rFonts w:ascii="TH Sarabun New" w:hAnsi="TH Sarabun New" w:eastAsia="TH Sarabun New" w:cs="TH Sarabun New"/>
+                <w:b w:val="0"/>
+                <w:i w:val="0"/>
+                <w:sz w:val="32"/>
+              </w:rPr>
+              <w:t>ชิ้นส่วนเพิ่มความลึกสำหรับ Long-Life โดยใช้จุดยึด core เดิม</w:t>
+            </w:r>
+          </w:p>
+        </w:tc>
+        <w:tc>
+          <w:tcPr>
+            <w:tcW w:type="dxa" w:w="1805"/>
+          </w:tcPr>
+          <w:p>
+            <w:r>
+              <w:rPr>
+                <w:rFonts w:ascii="TH Sarabun New" w:hAnsi="TH Sarabun New" w:eastAsia="TH Sarabun New" w:cs="TH Sarabun New"/>
+                <w:b w:val="0"/>
+                <w:i w:val="0"/>
+                <w:sz w:val="32"/>
+              </w:rPr>
+              <w:t>2 ชิ้น</w:t>
+            </w:r>
+          </w:p>
+        </w:tc>
+        <w:tc>
+          <w:tcPr>
+            <w:tcW w:type="dxa" w:w="1805"/>
+          </w:tcPr>
+          <w:p>
+            <w:r>
+              <w:rPr>
+                <w:rFonts w:ascii="TH Sarabun New" w:hAnsi="TH Sarabun New" w:eastAsia="TH Sarabun New" w:cs="TH Sarabun New"/>
+                <w:b w:val="0"/>
+                <w:i w:val="0"/>
+                <w:sz w:val="32"/>
+              </w:rPr>
+              <w:t>TBD</w:t>
+            </w:r>
+          </w:p>
+        </w:tc>
+        <w:tc>
+          <w:tcPr>
+            <w:tcW w:type="dxa" w:w="1805"/>
+          </w:tcPr>
+          <w:p>
+            <w:r>
+              <w:rPr>
+                <w:rFonts w:ascii="TH Sarabun New" w:hAnsi="TH Sarabun New" w:eastAsia="TH Sarabun New" w:cs="TH Sarabun New"/>
+                <w:b w:val="0"/>
+                <w:i w:val="0"/>
+                <w:sz w:val="32"/>
+              </w:rPr>
+              <w:t>ร้านเดียวกัน / custom print</w:t>
             </w:r>
           </w:p>
         </w:tc>
@@ -17341,7 +18029,43 @@
           <w:i w:val="0"/>
           <w:sz w:val="32"/>
         </w:rPr>
-        <w:t xml:space="preserve"> สำหรับ pilot และค่อย optimize หลัง pilot หาก buoyancy/thermal/assembly data บังคับ</w:t>
+        <w:t xml:space="preserve"> สำหรับ </w:t>
+      </w:r>
+      <w:r>
+        <w:rPr>
+          <w:rFonts w:ascii="Consolas" w:hAnsi="Consolas" w:eastAsia="Consolas" w:cs="Consolas"/>
+          <w:b w:val="0"/>
+          <w:i w:val="0"/>
+          <w:sz w:val="20"/>
+        </w:rPr>
+        <w:t>Standard</w:t>
+      </w:r>
+      <w:r>
+        <w:rPr>
+          <w:rFonts w:ascii="TH Sarabun New" w:hAnsi="TH Sarabun New" w:eastAsia="TH Sarabun New" w:cs="TH Sarabun New"/>
+          <w:b w:val="0"/>
+          <w:i w:val="0"/>
+          <w:sz w:val="32"/>
+        </w:rPr>
+        <w:t xml:space="preserve"> pilot และค่อย optimize หลัง pilot หาก buoyancy/thermal/assembly data บังคับ; รุ่น </w:t>
+      </w:r>
+      <w:r>
+        <w:rPr>
+          <w:rFonts w:ascii="Consolas" w:hAnsi="Consolas" w:eastAsia="Consolas" w:cs="Consolas"/>
+          <w:b w:val="0"/>
+          <w:i w:val="0"/>
+          <w:sz w:val="20"/>
+        </w:rPr>
+        <w:t>Long-Life</w:t>
+      </w:r>
+      <w:r>
+        <w:rPr>
+          <w:rFonts w:ascii="TH Sarabun New" w:hAnsi="TH Sarabun New" w:eastAsia="TH Sarabun New" w:cs="TH Sarabun New"/>
+          <w:b w:val="0"/>
+          <w:i w:val="0"/>
+          <w:sz w:val="32"/>
+        </w:rPr>
+        <w:t xml:space="preserve"> ต้องขอราคาแยกตาม battery bay ที่เพิ่มขึ้น</w:t>
       </w:r>
     </w:p>
     <w:p/>
